--- a/Word/Дубровский_06_.docx
+++ b/Word/Дубровский_06_.docx
@@ -1814,6 +1814,8 @@
           </w14:textFill>
         </w:rPr>
       </w:pPr>
+      <w:bookmarkStart w:id="0" w:name="_GoBack"/>
+      <w:bookmarkEnd w:id="0"/>
     </w:p>
     <w:p>
       <w:pPr>
@@ -2837,7 +2839,7 @@
                     </pic:cNvPicPr>
                   </pic:nvPicPr>
                   <pic:blipFill>
-                    <a:blip r:embed="rId11"/>
+                    <a:blip r:embed="rId10"/>
                     <a:stretch>
                       <a:fillRect/>
                     </a:stretch>
@@ -2882,11 +2884,10 @@
       </w:r>
     </w:p>
     <w:sectPr>
-      <w:headerReference r:id="rId6" w:type="first"/>
-      <w:footerReference r:id="rId9" w:type="first"/>
-      <w:headerReference r:id="rId5" w:type="default"/>
-      <w:footerReference r:id="rId7" w:type="default"/>
-      <w:footerReference r:id="rId8" w:type="even"/>
+      <w:headerReference r:id="rId5" w:type="first"/>
+      <w:footerReference r:id="rId8" w:type="first"/>
+      <w:footerReference r:id="rId6" w:type="default"/>
+      <w:footerReference r:id="rId7" w:type="even"/>
       <w:pgSz w:w="11906" w:h="16838"/>
       <w:pgMar w:top="851" w:right="567" w:bottom="1560" w:left="1418" w:header="454" w:footer="397" w:gutter="0"/>
       <w:pgNumType w:start="39"/>
@@ -3870,7 +3871,7 @@
                           <w:pPr>
                             <w:jc w:val="center"/>
                             <w:rPr>
-                              <w:rFonts w:hint="default"/>
+                              <w:rFonts w:hint="default" w:ascii="Times New Roman" w:hAnsi="Times New Roman" w:cs="Times New Roman"/>
                               <w:sz w:val="28"/>
                               <w:szCs w:val="28"/>
                               <w:lang w:val="ru-RU"/>
@@ -3878,6 +3879,7 @@
                           </w:pPr>
                           <w:r>
                             <w:rPr>
+                              <w:rFonts w:hint="default" w:ascii="Times New Roman" w:hAnsi="Times New Roman" w:cs="Times New Roman"/>
                               <w:sz w:val="28"/>
                               <w:szCs w:val="28"/>
                             </w:rPr>
@@ -3885,6 +3887,7 @@
                           </w:r>
                           <w:r>
                             <w:rPr>
+                              <w:rFonts w:hint="default" w:ascii="Times New Roman" w:hAnsi="Times New Roman" w:cs="Times New Roman"/>
                               <w:sz w:val="28"/>
                               <w:szCs w:val="28"/>
                               <w:lang w:val="ru-RU"/>
@@ -3893,6 +3896,7 @@
                           </w:r>
                           <w:r>
                             <w:rPr>
+                              <w:rFonts w:hint="default" w:ascii="Times New Roman" w:hAnsi="Times New Roman" w:cs="Times New Roman"/>
                               <w:bCs/>
                               <w:sz w:val="28"/>
                               <w:szCs w:val="28"/>
@@ -3901,7 +3905,7 @@
                           </w:r>
                           <w:r>
                             <w:rPr>
-                              <w:rFonts w:hint="default"/>
+                              <w:rFonts w:hint="default" w:ascii="Times New Roman" w:hAnsi="Times New Roman" w:cs="Times New Roman"/>
                               <w:bCs/>
                               <w:sz w:val="28"/>
                               <w:szCs w:val="28"/>
@@ -3911,6 +3915,7 @@
                           </w:r>
                           <w:r>
                             <w:rPr>
+                              <w:rFonts w:hint="default" w:ascii="Times New Roman" w:hAnsi="Times New Roman" w:cs="Times New Roman"/>
                               <w:sz w:val="28"/>
                               <w:szCs w:val="28"/>
                             </w:rPr>
@@ -3918,7 +3923,7 @@
                           </w:r>
                           <w:r>
                             <w:rPr>
-                              <w:rFonts w:hint="default"/>
+                              <w:rFonts w:hint="default" w:ascii="Times New Roman" w:hAnsi="Times New Roman" w:cs="Times New Roman"/>
                               <w:sz w:val="28"/>
                               <w:szCs w:val="28"/>
                               <w:lang w:val="ru-RU"/>
@@ -3929,9 +3934,9 @@
                         <w:p>
                           <w:pPr>
                             <w:rPr>
-                              <w:rFonts w:ascii="Times New Roman" w:hAnsi="Times New Roman"/>
-                              <w:sz w:val="32"/>
-                              <w:szCs w:val="32"/>
+                              <w:rFonts w:hint="default" w:ascii="Times New Roman" w:hAnsi="Times New Roman" w:cs="Times New Roman"/>
+                              <w:sz w:val="28"/>
+                              <w:szCs w:val="28"/>
                             </w:rPr>
                           </w:pPr>
                         </w:p>
@@ -3939,15 +3944,40 @@
                           <w:pPr>
                             <w:jc w:val="center"/>
                             <w:rPr>
+                              <w:rFonts w:hint="default" w:ascii="Times New Roman" w:hAnsi="Times New Roman" w:cs="Times New Roman"/>
                               <w:i/>
                               <w:sz w:val="28"/>
                               <w:szCs w:val="28"/>
                             </w:rPr>
                           </w:pPr>
                         </w:p>
-                        <w:p/>
-                        <w:p/>
-                        <w:p/>
+                        <w:p>
+                          <w:pPr>
+                            <w:rPr>
+                              <w:rFonts w:hint="default" w:ascii="Times New Roman" w:hAnsi="Times New Roman" w:cs="Times New Roman"/>
+                              <w:sz w:val="28"/>
+                              <w:szCs w:val="28"/>
+                            </w:rPr>
+                          </w:pPr>
+                        </w:p>
+                        <w:p>
+                          <w:pPr>
+                            <w:rPr>
+                              <w:rFonts w:hint="default" w:ascii="Times New Roman" w:hAnsi="Times New Roman" w:cs="Times New Roman"/>
+                              <w:sz w:val="28"/>
+                              <w:szCs w:val="28"/>
+                            </w:rPr>
+                          </w:pPr>
+                        </w:p>
+                        <w:p>
+                          <w:pPr>
+                            <w:rPr>
+                              <w:rFonts w:hint="default" w:ascii="Times New Roman" w:hAnsi="Times New Roman" w:cs="Times New Roman"/>
+                              <w:sz w:val="28"/>
+                              <w:szCs w:val="28"/>
+                            </w:rPr>
+                          </w:pPr>
+                        </w:p>
                       </w:txbxContent>
                     </wps:txbx>
                     <wps:bodyPr rot="0" vert="horz" wrap="square" lIns="0" tIns="0" rIns="0" bIns="0" anchor="t" anchorCtr="0" upright="1">
@@ -3972,7 +4002,7 @@
                     <w:pPr>
                       <w:jc w:val="center"/>
                       <w:rPr>
-                        <w:rFonts w:hint="default"/>
+                        <w:rFonts w:hint="default" w:ascii="Times New Roman" w:hAnsi="Times New Roman" w:cs="Times New Roman"/>
                         <w:sz w:val="28"/>
                         <w:szCs w:val="28"/>
                         <w:lang w:val="ru-RU"/>
@@ -3980,6 +4010,7 @@
                     </w:pPr>
                     <w:r>
                       <w:rPr>
+                        <w:rFonts w:hint="default" w:ascii="Times New Roman" w:hAnsi="Times New Roman" w:cs="Times New Roman"/>
                         <w:sz w:val="28"/>
                         <w:szCs w:val="28"/>
                       </w:rPr>
@@ -3987,6 +4018,7 @@
                     </w:r>
                     <w:r>
                       <w:rPr>
+                        <w:rFonts w:hint="default" w:ascii="Times New Roman" w:hAnsi="Times New Roman" w:cs="Times New Roman"/>
                         <w:sz w:val="28"/>
                         <w:szCs w:val="28"/>
                         <w:lang w:val="ru-RU"/>
@@ -3995,6 +4027,7 @@
                     </w:r>
                     <w:r>
                       <w:rPr>
+                        <w:rFonts w:hint="default" w:ascii="Times New Roman" w:hAnsi="Times New Roman" w:cs="Times New Roman"/>
                         <w:bCs/>
                         <w:sz w:val="28"/>
                         <w:szCs w:val="28"/>
@@ -4003,7 +4036,7 @@
                     </w:r>
                     <w:r>
                       <w:rPr>
-                        <w:rFonts w:hint="default"/>
+                        <w:rFonts w:hint="default" w:ascii="Times New Roman" w:hAnsi="Times New Roman" w:cs="Times New Roman"/>
                         <w:bCs/>
                         <w:sz w:val="28"/>
                         <w:szCs w:val="28"/>
@@ -4013,6 +4046,7 @@
                     </w:r>
                     <w:r>
                       <w:rPr>
+                        <w:rFonts w:hint="default" w:ascii="Times New Roman" w:hAnsi="Times New Roman" w:cs="Times New Roman"/>
                         <w:sz w:val="28"/>
                         <w:szCs w:val="28"/>
                       </w:rPr>
@@ -4020,7 +4054,7 @@
                     </w:r>
                     <w:r>
                       <w:rPr>
-                        <w:rFonts w:hint="default"/>
+                        <w:rFonts w:hint="default" w:ascii="Times New Roman" w:hAnsi="Times New Roman" w:cs="Times New Roman"/>
                         <w:sz w:val="28"/>
                         <w:szCs w:val="28"/>
                         <w:lang w:val="ru-RU"/>
@@ -4031,9 +4065,9 @@
                   <w:p>
                     <w:pPr>
                       <w:rPr>
-                        <w:rFonts w:ascii="Times New Roman" w:hAnsi="Times New Roman"/>
-                        <w:sz w:val="32"/>
-                        <w:szCs w:val="32"/>
+                        <w:rFonts w:hint="default" w:ascii="Times New Roman" w:hAnsi="Times New Roman" w:cs="Times New Roman"/>
+                        <w:sz w:val="28"/>
+                        <w:szCs w:val="28"/>
                       </w:rPr>
                     </w:pPr>
                   </w:p>
@@ -4041,15 +4075,40 @@
                     <w:pPr>
                       <w:jc w:val="center"/>
                       <w:rPr>
+                        <w:rFonts w:hint="default" w:ascii="Times New Roman" w:hAnsi="Times New Roman" w:cs="Times New Roman"/>
                         <w:i/>
                         <w:sz w:val="28"/>
                         <w:szCs w:val="28"/>
                       </w:rPr>
                     </w:pPr>
                   </w:p>
-                  <w:p/>
-                  <w:p/>
-                  <w:p/>
+                  <w:p>
+                    <w:pPr>
+                      <w:rPr>
+                        <w:rFonts w:hint="default" w:ascii="Times New Roman" w:hAnsi="Times New Roman" w:cs="Times New Roman"/>
+                        <w:sz w:val="28"/>
+                        <w:szCs w:val="28"/>
+                      </w:rPr>
+                    </w:pPr>
+                  </w:p>
+                  <w:p>
+                    <w:pPr>
+                      <w:rPr>
+                        <w:rFonts w:hint="default" w:ascii="Times New Roman" w:hAnsi="Times New Roman" w:cs="Times New Roman"/>
+                        <w:sz w:val="28"/>
+                        <w:szCs w:val="28"/>
+                      </w:rPr>
+                    </w:pPr>
+                  </w:p>
+                  <w:p>
+                    <w:pPr>
+                      <w:rPr>
+                        <w:rFonts w:hint="default" w:ascii="Times New Roman" w:hAnsi="Times New Roman" w:cs="Times New Roman"/>
+                        <w:sz w:val="28"/>
+                        <w:szCs w:val="28"/>
+                      </w:rPr>
+                    </w:pPr>
+                  </w:p>
                 </w:txbxContent>
               </v:textbox>
             </v:shape>
@@ -6677,8 +6736,6 @@
         </mc:Fallback>
       </mc:AlternateContent>
     </w:r>
-    <w:bookmarkStart w:id="0" w:name="_GoBack"/>
-    <w:bookmarkEnd w:id="0"/>
     <w:r>
       <w:rPr>
         <w:rFonts w:ascii="GOST type B" w:hAnsi="GOST type B"/>
@@ -6724,7 +6781,7 @@
                           <w:pPr>
                             <w:jc w:val="center"/>
                             <w:rPr>
-                              <w:rFonts w:hint="default"/>
+                              <w:rFonts w:hint="default" w:ascii="Times New Roman" w:hAnsi="Times New Roman" w:cs="Times New Roman"/>
                               <w:sz w:val="28"/>
                               <w:szCs w:val="28"/>
                               <w:lang w:val="ru-RU"/>
@@ -6732,6 +6789,7 @@
                           </w:pPr>
                           <w:r>
                             <w:rPr>
+                              <w:rFonts w:hint="default" w:ascii="Times New Roman" w:hAnsi="Times New Roman" w:cs="Times New Roman"/>
                               <w:sz w:val="28"/>
                               <w:szCs w:val="28"/>
                             </w:rPr>
@@ -6739,6 +6797,7 @@
                           </w:r>
                           <w:r>
                             <w:rPr>
+                              <w:rFonts w:hint="default" w:ascii="Times New Roman" w:hAnsi="Times New Roman" w:cs="Times New Roman"/>
                               <w:sz w:val="28"/>
                               <w:szCs w:val="28"/>
                               <w:lang w:val="ru-RU"/>
@@ -6747,6 +6806,7 @@
                           </w:r>
                           <w:r>
                             <w:rPr>
+                              <w:rFonts w:hint="default" w:ascii="Times New Roman" w:hAnsi="Times New Roman" w:cs="Times New Roman"/>
                               <w:bCs/>
                               <w:sz w:val="28"/>
                               <w:szCs w:val="28"/>
@@ -6755,7 +6815,7 @@
                           </w:r>
                           <w:r>
                             <w:rPr>
-                              <w:rFonts w:hint="default"/>
+                              <w:rFonts w:hint="default" w:ascii="Times New Roman" w:hAnsi="Times New Roman" w:cs="Times New Roman"/>
                               <w:bCs/>
                               <w:sz w:val="28"/>
                               <w:szCs w:val="28"/>
@@ -6765,6 +6825,7 @@
                           </w:r>
                           <w:r>
                             <w:rPr>
+                              <w:rFonts w:hint="default" w:ascii="Times New Roman" w:hAnsi="Times New Roman" w:cs="Times New Roman"/>
                               <w:sz w:val="28"/>
                               <w:szCs w:val="28"/>
                             </w:rPr>
@@ -6772,7 +6833,7 @@
                           </w:r>
                           <w:r>
                             <w:rPr>
-                              <w:rFonts w:hint="default"/>
+                              <w:rFonts w:hint="default" w:ascii="Times New Roman" w:hAnsi="Times New Roman" w:cs="Times New Roman"/>
                               <w:sz w:val="28"/>
                               <w:szCs w:val="28"/>
                               <w:lang w:val="ru-RU"/>
@@ -6783,9 +6844,9 @@
                         <w:p>
                           <w:pPr>
                             <w:rPr>
-                              <w:rFonts w:ascii="Times New Roman" w:hAnsi="Times New Roman"/>
-                              <w:sz w:val="32"/>
-                              <w:szCs w:val="32"/>
+                              <w:rFonts w:hint="default" w:ascii="Times New Roman" w:hAnsi="Times New Roman" w:cs="Times New Roman"/>
+                              <w:sz w:val="28"/>
+                              <w:szCs w:val="28"/>
                             </w:rPr>
                           </w:pPr>
                         </w:p>
@@ -6793,15 +6854,40 @@
                           <w:pPr>
                             <w:jc w:val="center"/>
                             <w:rPr>
+                              <w:rFonts w:hint="default" w:ascii="Times New Roman" w:hAnsi="Times New Roman" w:cs="Times New Roman"/>
                               <w:i/>
                               <w:sz w:val="28"/>
                               <w:szCs w:val="28"/>
                             </w:rPr>
                           </w:pPr>
                         </w:p>
-                        <w:p/>
-                        <w:p/>
-                        <w:p/>
+                        <w:p>
+                          <w:pPr>
+                            <w:rPr>
+                              <w:rFonts w:hint="default" w:ascii="Times New Roman" w:hAnsi="Times New Roman" w:cs="Times New Roman"/>
+                              <w:sz w:val="28"/>
+                              <w:szCs w:val="28"/>
+                            </w:rPr>
+                          </w:pPr>
+                        </w:p>
+                        <w:p>
+                          <w:pPr>
+                            <w:rPr>
+                              <w:rFonts w:hint="default" w:ascii="Times New Roman" w:hAnsi="Times New Roman" w:cs="Times New Roman"/>
+                              <w:sz w:val="28"/>
+                              <w:szCs w:val="28"/>
+                            </w:rPr>
+                          </w:pPr>
+                        </w:p>
+                        <w:p>
+                          <w:pPr>
+                            <w:rPr>
+                              <w:rFonts w:hint="default" w:ascii="Times New Roman" w:hAnsi="Times New Roman" w:cs="Times New Roman"/>
+                              <w:sz w:val="28"/>
+                              <w:szCs w:val="28"/>
+                            </w:rPr>
+                          </w:pPr>
+                        </w:p>
                       </w:txbxContent>
                     </wps:txbx>
                     <wps:bodyPr rot="0" vert="horz" wrap="square" lIns="0" tIns="0" rIns="0" bIns="0" anchor="t" anchorCtr="0" upright="1">
@@ -6826,7 +6912,7 @@
                     <w:pPr>
                       <w:jc w:val="center"/>
                       <w:rPr>
-                        <w:rFonts w:hint="default"/>
+                        <w:rFonts w:hint="default" w:ascii="Times New Roman" w:hAnsi="Times New Roman" w:cs="Times New Roman"/>
                         <w:sz w:val="28"/>
                         <w:szCs w:val="28"/>
                         <w:lang w:val="ru-RU"/>
@@ -6834,6 +6920,7 @@
                     </w:pPr>
                     <w:r>
                       <w:rPr>
+                        <w:rFonts w:hint="default" w:ascii="Times New Roman" w:hAnsi="Times New Roman" w:cs="Times New Roman"/>
                         <w:sz w:val="28"/>
                         <w:szCs w:val="28"/>
                       </w:rPr>
@@ -6841,6 +6928,7 @@
                     </w:r>
                     <w:r>
                       <w:rPr>
+                        <w:rFonts w:hint="default" w:ascii="Times New Roman" w:hAnsi="Times New Roman" w:cs="Times New Roman"/>
                         <w:sz w:val="28"/>
                         <w:szCs w:val="28"/>
                         <w:lang w:val="ru-RU"/>
@@ -6849,6 +6937,7 @@
                     </w:r>
                     <w:r>
                       <w:rPr>
+                        <w:rFonts w:hint="default" w:ascii="Times New Roman" w:hAnsi="Times New Roman" w:cs="Times New Roman"/>
                         <w:bCs/>
                         <w:sz w:val="28"/>
                         <w:szCs w:val="28"/>
@@ -6857,7 +6946,7 @@
                     </w:r>
                     <w:r>
                       <w:rPr>
-                        <w:rFonts w:hint="default"/>
+                        <w:rFonts w:hint="default" w:ascii="Times New Roman" w:hAnsi="Times New Roman" w:cs="Times New Roman"/>
                         <w:bCs/>
                         <w:sz w:val="28"/>
                         <w:szCs w:val="28"/>
@@ -6867,6 +6956,7 @@
                     </w:r>
                     <w:r>
                       <w:rPr>
+                        <w:rFonts w:hint="default" w:ascii="Times New Roman" w:hAnsi="Times New Roman" w:cs="Times New Roman"/>
                         <w:sz w:val="28"/>
                         <w:szCs w:val="28"/>
                       </w:rPr>
@@ -6874,7 +6964,7 @@
                     </w:r>
                     <w:r>
                       <w:rPr>
-                        <w:rFonts w:hint="default"/>
+                        <w:rFonts w:hint="default" w:ascii="Times New Roman" w:hAnsi="Times New Roman" w:cs="Times New Roman"/>
                         <w:sz w:val="28"/>
                         <w:szCs w:val="28"/>
                         <w:lang w:val="ru-RU"/>
@@ -6885,9 +6975,9 @@
                   <w:p>
                     <w:pPr>
                       <w:rPr>
-                        <w:rFonts w:ascii="Times New Roman" w:hAnsi="Times New Roman"/>
-                        <w:sz w:val="32"/>
-                        <w:szCs w:val="32"/>
+                        <w:rFonts w:hint="default" w:ascii="Times New Roman" w:hAnsi="Times New Roman" w:cs="Times New Roman"/>
+                        <w:sz w:val="28"/>
+                        <w:szCs w:val="28"/>
                       </w:rPr>
                     </w:pPr>
                   </w:p>
@@ -6895,15 +6985,40 @@
                     <w:pPr>
                       <w:jc w:val="center"/>
                       <w:rPr>
+                        <w:rFonts w:hint="default" w:ascii="Times New Roman" w:hAnsi="Times New Roman" w:cs="Times New Roman"/>
                         <w:i/>
                         <w:sz w:val="28"/>
                         <w:szCs w:val="28"/>
                       </w:rPr>
                     </w:pPr>
                   </w:p>
-                  <w:p/>
-                  <w:p/>
-                  <w:p/>
+                  <w:p>
+                    <w:pPr>
+                      <w:rPr>
+                        <w:rFonts w:hint="default" w:ascii="Times New Roman" w:hAnsi="Times New Roman" w:cs="Times New Roman"/>
+                        <w:sz w:val="28"/>
+                        <w:szCs w:val="28"/>
+                      </w:rPr>
+                    </w:pPr>
+                  </w:p>
+                  <w:p>
+                    <w:pPr>
+                      <w:rPr>
+                        <w:rFonts w:hint="default" w:ascii="Times New Roman" w:hAnsi="Times New Roman" w:cs="Times New Roman"/>
+                        <w:sz w:val="28"/>
+                        <w:szCs w:val="28"/>
+                      </w:rPr>
+                    </w:pPr>
+                  </w:p>
+                  <w:p>
+                    <w:pPr>
+                      <w:rPr>
+                        <w:rFonts w:hint="default" w:ascii="Times New Roman" w:hAnsi="Times New Roman" w:cs="Times New Roman"/>
+                        <w:sz w:val="28"/>
+                        <w:szCs w:val="28"/>
+                      </w:rPr>
+                    </w:pPr>
+                  </w:p>
                 </w:txbxContent>
               </v:textbox>
             </v:shape>
@@ -8701,16 +8816,6 @@
     <w:pPr>
       <w:pStyle w:val="17"/>
     </w:pPr>
-  </w:p>
-</w:hdr>
-</file>
-
-<file path=word/header2.xml><?xml version="1.0" encoding="utf-8"?>
-<w:hdr xmlns:wpc="http://schemas.microsoft.com/office/word/2010/wordprocessingCanvas" xmlns:mc="http://schemas.openxmlformats.org/markup-compatibility/2006" xmlns:o="urn:schemas-microsoft-com:office:office" xmlns:r="http://schemas.openxmlformats.org/officeDocument/2006/relationships" xmlns:m="http://schemas.openxmlformats.org/officeDocument/2006/math" xmlns:v="urn:schemas-microsoft-com:vml" xmlns:wp14="http://schemas.microsoft.com/office/word/2010/wordprocessingDrawing" xmlns:wp="http://schemas.openxmlformats.org/drawingml/2006/wordprocessingDrawing" xmlns:w10="urn:schemas-microsoft-com:office:word" xmlns:w="http://schemas.openxmlformats.org/wordprocessingml/2006/main" xmlns:w14="http://schemas.microsoft.com/office/word/2010/wordml" xmlns:w15="http://schemas.microsoft.com/office/word/2012/wordml" xmlns:wpg="http://schemas.microsoft.com/office/word/2010/wordprocessingGroup" xmlns:wpi="http://schemas.microsoft.com/office/word/2010/wordprocessingInk" xmlns:wne="http://schemas.microsoft.com/office/word/2006/wordml" xmlns:wps="http://schemas.microsoft.com/office/word/2010/wordprocessingShape" xmlns:wpsCustomData="http://www.wps.cn/officeDocument/2013/wpsCustomData" mc:Ignorable="w14 w15 wp14">
-  <w:p>
-    <w:pPr>
-      <w:pStyle w:val="17"/>
-    </w:pPr>
     <w:r>
       <w:rPr>
         <w:rFonts w:ascii="GOST type B" w:hAnsi="GOST type B"/>
@@ -8880,7 +8985,7 @@
     <w:lsdException w:qFormat="1" w:unhideWhenUsed="0" w:uiPriority="10" w:semiHidden="0" w:name="Title"/>
     <w:lsdException w:uiPriority="99" w:name="Closing"/>
     <w:lsdException w:uiPriority="99" w:name="Signature"/>
-    <w:lsdException w:uiPriority="1" w:name="Default Paragraph Font"/>
+    <w:lsdException w:qFormat="1" w:uiPriority="1" w:name="Default Paragraph Font"/>
     <w:lsdException w:qFormat="1" w:unhideWhenUsed="0" w:uiPriority="0" w:semiHidden="0" w:name="Body Text"/>
     <w:lsdException w:qFormat="1" w:unhideWhenUsed="0" w:uiPriority="0" w:semiHidden="0" w:name="Body Text Indent"/>
     <w:lsdException w:uiPriority="99" w:name="List Continue"/>
@@ -8904,7 +9009,7 @@
     <w:lsdException w:uiPriority="99" w:name="FollowedHyperlink"/>
     <w:lsdException w:qFormat="1" w:unhideWhenUsed="0" w:uiPriority="22" w:semiHidden="0" w:name="Strong"/>
     <w:lsdException w:qFormat="1" w:unhideWhenUsed="0" w:uiPriority="0" w:semiHidden="0" w:name="Emphasis"/>
-    <w:lsdException w:unhideWhenUsed="0" w:uiPriority="0" w:semiHidden="0" w:name="Document Map"/>
+    <w:lsdException w:qFormat="1" w:unhideWhenUsed="0" w:uiPriority="0" w:semiHidden="0" w:name="Document Map"/>
     <w:lsdException w:uiPriority="99" w:name="Plain Text"/>
     <w:lsdException w:uiPriority="99" w:name="E-mail Signature"/>
     <w:lsdException w:qFormat="1" w:unhideWhenUsed="0" w:uiPriority="0" w:semiHidden="0" w:name="Normal (Web)"/>
@@ -8918,7 +9023,7 @@
     <w:lsdException w:uiPriority="99" w:name="HTML Sample"/>
     <w:lsdException w:uiPriority="99" w:name="HTML Typewriter"/>
     <w:lsdException w:uiPriority="99" w:name="HTML Variable"/>
-    <w:lsdException w:uiPriority="99" w:name="Normal Table"/>
+    <w:lsdException w:qFormat="1" w:uiPriority="99" w:name="Normal Table"/>
     <w:lsdException w:uiPriority="99" w:name="annotation subject"/>
     <w:lsdException w:uiPriority="99" w:name="Table Simple 1"/>
     <w:lsdException w:uiPriority="99" w:name="Table Simple 2"/>
@@ -9094,12 +9199,14 @@
     <w:name w:val="Default Paragraph Font"/>
     <w:semiHidden/>
     <w:unhideWhenUsed/>
+    <w:qFormat/>
     <w:uiPriority w:val="1"/>
   </w:style>
   <w:style w:type="table" w:default="1" w:styleId="9">
     <w:name w:val="Normal Table"/>
     <w:semiHidden/>
     <w:unhideWhenUsed/>
+    <w:qFormat/>
     <w:uiPriority w:val="99"/>
     <w:tblPr>
       <w:tblCellMar>
@@ -9174,6 +9281,7 @@
     <w:name w:val="Document Map"/>
     <w:basedOn w:val="1"/>
     <w:link w:val="43"/>
+    <w:qFormat/>
     <w:uiPriority w:val="0"/>
     <w:rPr>
       <w:rFonts w:ascii="Tahoma" w:hAnsi="Tahoma" w:cs="Tahoma"/>
@@ -9500,6 +9608,7 @@
   <w:style w:type="character" w:customStyle="1" w:styleId="43">
     <w:name w:val="Схема документа Знак"/>
     <w:link w:val="16"/>
+    <w:qFormat/>
     <w:uiPriority w:val="0"/>
     <w:rPr>
       <w:rFonts w:ascii="Tahoma" w:hAnsi="Tahoma" w:cs="Tahoma"/>
@@ -9520,6 +9629,7 @@
   <w:style w:type="character" w:customStyle="1" w:styleId="45">
     <w:name w:val="Заголовок 3 Знак"/>
     <w:link w:val="4"/>
+    <w:qFormat/>
     <w:uiPriority w:val="0"/>
     <w:rPr>
       <w:rFonts w:ascii="GOST type B" w:hAnsi="GOST type B"/>

--- a/Word/Дубровский_06_.docx
+++ b/Word/Дубровский_06_.docx
@@ -1814,8 +1814,6 @@
           </w14:textFill>
         </w:rPr>
       </w:pPr>
-      <w:bookmarkStart w:id="0" w:name="_GoBack"/>
-      <w:bookmarkEnd w:id="0"/>
     </w:p>
     <w:p>
       <w:pPr>
@@ -2839,7 +2837,7 @@
                     </pic:cNvPicPr>
                   </pic:nvPicPr>
                   <pic:blipFill>
-                    <a:blip r:embed="rId10"/>
+                    <a:blip r:embed="rId11"/>
                     <a:stretch>
                       <a:fillRect/>
                     </a:stretch>
@@ -2884,10 +2882,11 @@
       </w:r>
     </w:p>
     <w:sectPr>
-      <w:headerReference r:id="rId5" w:type="first"/>
-      <w:footerReference r:id="rId8" w:type="first"/>
-      <w:footerReference r:id="rId6" w:type="default"/>
-      <w:footerReference r:id="rId7" w:type="even"/>
+      <w:headerReference r:id="rId6" w:type="first"/>
+      <w:footerReference r:id="rId9" w:type="first"/>
+      <w:headerReference r:id="rId5" w:type="default"/>
+      <w:footerReference r:id="rId7" w:type="default"/>
+      <w:footerReference r:id="rId8" w:type="even"/>
       <w:pgSz w:w="11906" w:h="16838"/>
       <w:pgMar w:top="851" w:right="567" w:bottom="1560" w:left="1418" w:header="454" w:footer="397" w:gutter="0"/>
       <w:pgNumType w:start="39"/>
@@ -3829,6 +3828,8 @@
         </mc:Fallback>
       </mc:AlternateContent>
     </w:r>
+    <w:bookmarkStart w:id="0" w:name="_GoBack"/>
+    <w:bookmarkEnd w:id="0"/>
     <w:r>
       <mc:AlternateContent>
         <mc:Choice Requires="wps">
@@ -3919,7 +3920,24 @@
                               <w:sz w:val="28"/>
                               <w:szCs w:val="28"/>
                             </w:rPr>
-                            <w:t>.25.0</w:t>
+                            <w:t>.2</w:t>
+                          </w:r>
+                          <w:r>
+                            <w:rPr>
+                              <w:rFonts w:hint="default" w:ascii="Times New Roman" w:hAnsi="Times New Roman" w:cs="Times New Roman"/>
+                              <w:sz w:val="28"/>
+                              <w:szCs w:val="28"/>
+                              <w:lang w:val="ru-RU"/>
+                            </w:rPr>
+                            <w:t>6</w:t>
+                          </w:r>
+                          <w:r>
+                            <w:rPr>
+                              <w:rFonts w:hint="default" w:ascii="Times New Roman" w:hAnsi="Times New Roman" w:cs="Times New Roman"/>
+                              <w:sz w:val="28"/>
+                              <w:szCs w:val="28"/>
+                            </w:rPr>
+                            <w:t>.0</w:t>
                           </w:r>
                           <w:r>
                             <w:rPr>
@@ -4050,7 +4068,24 @@
                         <w:sz w:val="28"/>
                         <w:szCs w:val="28"/>
                       </w:rPr>
-                      <w:t>.25.0</w:t>
+                      <w:t>.2</w:t>
+                    </w:r>
+                    <w:r>
+                      <w:rPr>
+                        <w:rFonts w:hint="default" w:ascii="Times New Roman" w:hAnsi="Times New Roman" w:cs="Times New Roman"/>
+                        <w:sz w:val="28"/>
+                        <w:szCs w:val="28"/>
+                        <w:lang w:val="ru-RU"/>
+                      </w:rPr>
+                      <w:t>6</w:t>
+                    </w:r>
+                    <w:r>
+                      <w:rPr>
+                        <w:rFonts w:hint="default" w:ascii="Times New Roman" w:hAnsi="Times New Roman" w:cs="Times New Roman"/>
+                        <w:sz w:val="28"/>
+                        <w:szCs w:val="28"/>
+                      </w:rPr>
+                      <w:t>.0</w:t>
                     </w:r>
                     <w:r>
                       <w:rPr>
@@ -5560,9 +5595,10 @@
                         <w:p>
                           <w:pPr>
                             <w:rPr>
-                              <w:rFonts w:ascii="Times New Roman" w:hAnsi="Times New Roman"/>
+                              <w:rFonts w:hint="default" w:ascii="Times New Roman" w:hAnsi="Times New Roman"/>
                               <w:sz w:val="16"/>
                               <w:szCs w:val="18"/>
+                              <w:lang w:val="ru-RU"/>
                             </w:rPr>
                           </w:pPr>
                           <w:r>
@@ -5570,10 +5606,21 @@
                               <w:rFonts w:ascii="Times New Roman" w:hAnsi="Times New Roman"/>
                               <w:sz w:val="15"/>
                               <w:szCs w:val="15"/>
+                              <w:lang w:val="ru-RU"/>
                             </w:rPr>
-                            <w:t>Толочко П.С.</w:t>
+                            <w:t>Новик</w:t>
+                          </w:r>
+                          <w:r>
+                            <w:rPr>
+                              <w:rFonts w:hint="default" w:ascii="Times New Roman" w:hAnsi="Times New Roman"/>
+                              <w:sz w:val="15"/>
+                              <w:szCs w:val="15"/>
+                              <w:lang w:val="ru-RU"/>
+                            </w:rPr>
+                            <w:t xml:space="preserve"> А.И.</w:t>
                           </w:r>
                         </w:p>
+                        <w:p/>
                       </w:txbxContent>
                     </wps:txbx>
                     <wps:bodyPr rot="0" vert="horz" wrap="square" lIns="0" tIns="0" rIns="0" bIns="0" anchor="t" anchorCtr="0" upright="1">
@@ -5597,9 +5644,10 @@
                   <w:p>
                     <w:pPr>
                       <w:rPr>
-                        <w:rFonts w:ascii="Times New Roman" w:hAnsi="Times New Roman"/>
+                        <w:rFonts w:hint="default" w:ascii="Times New Roman" w:hAnsi="Times New Roman"/>
                         <w:sz w:val="16"/>
                         <w:szCs w:val="18"/>
+                        <w:lang w:val="ru-RU"/>
                       </w:rPr>
                     </w:pPr>
                     <w:r>
@@ -5607,10 +5655,21 @@
                         <w:rFonts w:ascii="Times New Roman" w:hAnsi="Times New Roman"/>
                         <w:sz w:val="15"/>
                         <w:szCs w:val="15"/>
+                        <w:lang w:val="ru-RU"/>
                       </w:rPr>
-                      <w:t>Толочко П.С.</w:t>
+                      <w:t>Новик</w:t>
+                    </w:r>
+                    <w:r>
+                      <w:rPr>
+                        <w:rFonts w:hint="default" w:ascii="Times New Roman" w:hAnsi="Times New Roman"/>
+                        <w:sz w:val="15"/>
+                        <w:szCs w:val="15"/>
+                        <w:lang w:val="ru-RU"/>
+                      </w:rPr>
+                      <w:t xml:space="preserve"> А.И.</w:t>
                     </w:r>
                   </w:p>
+                  <w:p/>
                 </w:txbxContent>
               </v:textbox>
             </v:shape>
@@ -6829,7 +6888,24 @@
                               <w:sz w:val="28"/>
                               <w:szCs w:val="28"/>
                             </w:rPr>
-                            <w:t>.25.0</w:t>
+                            <w:t>.2</w:t>
+                          </w:r>
+                          <w:r>
+                            <w:rPr>
+                              <w:rFonts w:hint="default" w:ascii="Times New Roman" w:hAnsi="Times New Roman" w:cs="Times New Roman"/>
+                              <w:sz w:val="28"/>
+                              <w:szCs w:val="28"/>
+                              <w:lang w:val="ru-RU"/>
+                            </w:rPr>
+                            <w:t>6</w:t>
+                          </w:r>
+                          <w:r>
+                            <w:rPr>
+                              <w:rFonts w:hint="default" w:ascii="Times New Roman" w:hAnsi="Times New Roman" w:cs="Times New Roman"/>
+                              <w:sz w:val="28"/>
+                              <w:szCs w:val="28"/>
+                            </w:rPr>
+                            <w:t>.0</w:t>
                           </w:r>
                           <w:r>
                             <w:rPr>
@@ -6960,7 +7036,24 @@
                         <w:sz w:val="28"/>
                         <w:szCs w:val="28"/>
                       </w:rPr>
-                      <w:t>.25.0</w:t>
+                      <w:t>.2</w:t>
+                    </w:r>
+                    <w:r>
+                      <w:rPr>
+                        <w:rFonts w:hint="default" w:ascii="Times New Roman" w:hAnsi="Times New Roman" w:cs="Times New Roman"/>
+                        <w:sz w:val="28"/>
+                        <w:szCs w:val="28"/>
+                        <w:lang w:val="ru-RU"/>
+                      </w:rPr>
+                      <w:t>6</w:t>
+                    </w:r>
+                    <w:r>
+                      <w:rPr>
+                        <w:rFonts w:hint="default" w:ascii="Times New Roman" w:hAnsi="Times New Roman" w:cs="Times New Roman"/>
+                        <w:sz w:val="28"/>
+                        <w:szCs w:val="28"/>
+                      </w:rPr>
+                      <w:t>.0</w:t>
                     </w:r>
                     <w:r>
                       <w:rPr>
@@ -8816,6 +8909,16 @@
     <w:pPr>
       <w:pStyle w:val="17"/>
     </w:pPr>
+  </w:p>
+</w:hdr>
+</file>
+
+<file path=word/header2.xml><?xml version="1.0" encoding="utf-8"?>
+<w:hdr xmlns:wpc="http://schemas.microsoft.com/office/word/2010/wordprocessingCanvas" xmlns:mc="http://schemas.openxmlformats.org/markup-compatibility/2006" xmlns:o="urn:schemas-microsoft-com:office:office" xmlns:r="http://schemas.openxmlformats.org/officeDocument/2006/relationships" xmlns:m="http://schemas.openxmlformats.org/officeDocument/2006/math" xmlns:v="urn:schemas-microsoft-com:vml" xmlns:wp14="http://schemas.microsoft.com/office/word/2010/wordprocessingDrawing" xmlns:wp="http://schemas.openxmlformats.org/drawingml/2006/wordprocessingDrawing" xmlns:w10="urn:schemas-microsoft-com:office:word" xmlns:w="http://schemas.openxmlformats.org/wordprocessingml/2006/main" xmlns:w14="http://schemas.microsoft.com/office/word/2010/wordml" xmlns:w15="http://schemas.microsoft.com/office/word/2012/wordml" xmlns:wpg="http://schemas.microsoft.com/office/word/2010/wordprocessingGroup" xmlns:wpi="http://schemas.microsoft.com/office/word/2010/wordprocessingInk" xmlns:wne="http://schemas.microsoft.com/office/word/2006/wordml" xmlns:wps="http://schemas.microsoft.com/office/word/2010/wordprocessingShape" xmlns:wpsCustomData="http://www.wps.cn/officeDocument/2013/wpsCustomData" mc:Ignorable="w14 w15 wp14">
+  <w:p>
+    <w:pPr>
+      <w:pStyle w:val="17"/>
+    </w:pPr>
     <w:r>
       <w:rPr>
         <w:rFonts w:ascii="GOST type B" w:hAnsi="GOST type B"/>
